--- a/eng/docx/65.content.docx
+++ b/eng/docx/65.content.docx
@@ -39,80 +39,37 @@
           <w:b/>
           <w:lang w:val="en_US" w:bidi="en_US"/>
         </w:rPr>
-        <w:t>Familiarization, Internalization, Articulation (Fia)</w:t>
-      </w:r>
-      <w:r>
-        <w:rPr>
-          <w:lang w:val="en_US" w:bidi="en_US"/>
-        </w:rPr>
-        <w:t xml:space="preserve"> is based on: </w:t>
-      </w:r>
-      <w:r>
-        <w:rPr>
-          <w:lang w:val="en_US" w:bidi="en_US"/>
-        </w:rPr>
-        <w:t>Familiarization, Internalization, Articulation (Fia)</w:t>
-      </w:r>
-      <w:r>
-        <w:rPr>
-          <w:lang w:val="en_US" w:bidi="en_US"/>
-        </w:rPr>
-        <w:t xml:space="preserve">, </w:t>
-      </w:r>
-      <w:hyperlink r:id="rId13">
-        <w:r>
-          <w:rPr>
-            <w:lang w:val="en_US" w:bidi="en_US"/>
-          </w:rPr>
-          <w:rPr>
-            <w:color w:val="0000EE"/>
-            <w:u w:val="single"/>
-          </w:rPr>
-          <w:t>SRV Partners</w:t>
-        </w:r>
-      </w:hyperlink>
-      <w:r>
-        <w:rPr>
-          <w:lang w:val="en_US" w:bidi="en_US"/>
-        </w:rPr>
-        <w:t xml:space="preserve">, 2023, which is licensed under a </w:t>
-      </w:r>
-      <w:hyperlink r:id="rId14">
-        <w:r>
-          <w:rPr>
-            <w:lang w:val="en_US" w:bidi="en_US"/>
-          </w:rPr>
-          <w:rPr>
-            <w:color w:val="0000EE"/>
-            <w:u w:val="single"/>
-          </w:rPr>
-          <w:t>CC BY-SA 4.0 license</w:t>
-        </w:r>
-      </w:hyperlink>
-      <w:r>
-        <w:rPr>
-          <w:lang w:val="en_US" w:bidi="en_US"/>
-        </w:rPr>
-        <w:t>.</w:t>
-      </w:r>
-      <w:r>
-        <w:rPr>
-          <w:lang w:val="en_US" w:bidi="en_US"/>
-        </w:rPr>
-      </w:r>
-    </w:p>
-    <w:p>
-      <w:pPr/>
-      <w:r>
-        <w:rPr>
-          <w:lang w:val="en_US" w:bidi="en_US"/>
-        </w:rPr>
-      </w:r>
-      <w:r>
-        <w:rPr>
-          <w:lang w:val="en_US" w:bidi="en_US"/>
-        </w:rPr>
-        <w:t>This PDF version is provided under the same license.</w:t>
+        <w:t>Familiarization, Internalization, Articulation (FIA) Translation Guide</w:t>
+      </w:r>
+      <w:r>
+        <w:rPr>
+          <w:lang w:val="en_US" w:bidi="en_US"/>
+        </w:rPr>
+        <w:t xml:space="preserve"> © 2023 SRV Partners Released under CC BY-SA 4.0 license. </w:t>
+      </w:r>
+      <w:r>
+        <w:rPr>
+          <w:lang w:val="en_US" w:bidi="en_US"/>
+        </w:rPr>
+        <w:t>Familiarization, Internalization, Articulation (FIA) Translation Guide</w:t>
+      </w:r>
+      <w:r>
+        <w:rPr>
+          <w:lang w:val="en_US" w:bidi="en_US"/>
+        </w:rPr>
+        <w:t xml:space="preserve"> has been adapted in the following languages Tok Pisin, عربي, Français, हिंदी, Bahasa Indonesia, Português, Русский, Español, Kiswahili, 简体中文 from </w:t>
+      </w:r>
+      <w:r>
+        <w:rPr>
+          <w:lang w:val="en_US" w:bidi="en_US"/>
+        </w:rPr>
+        <w:t>Familiarization, Internalization, Articulation (FIA)</w:t>
+      </w:r>
+      <w:r>
+        <w:rPr>
+          <w:lang w:val="en_US" w:bidi="en_US"/>
+        </w:rPr>
+        <w:t xml:space="preserve"> © 2023 SRV Partners Released under CC BY-SA 4.0 license by Mission Mutual</w:t>
       </w:r>
       <w:r>
         <w:rPr>
@@ -1538,7 +1495,7 @@
         </w:rPr>
         <w:t xml:space="preserve">, or slave, of Jesus Christ. Use the same word as you have used in other passages. The word </w:t>
       </w:r>
-      <w:hyperlink r:id="rId15">
+      <w:hyperlink r:id="rId13">
         <w:r>
           <w:rPr>
             <w:lang w:val="en_US" w:bidi="en_US"/>
@@ -1617,7 +1574,7 @@
         </w:rPr>
         <w:t xml:space="preserve">. Use the same word as you have used in other passages. The word </w:t>
       </w:r>
-      <w:hyperlink r:id="rId16">
+      <w:hyperlink r:id="rId14">
         <w:r>
           <w:rPr>
             <w:lang w:val="en_US" w:bidi="en_US"/>
@@ -1689,7 +1646,7 @@
         </w:rPr>
         <w:t xml:space="preserve">. The word </w:t>
       </w:r>
-      <w:hyperlink r:id="rId17">
+      <w:hyperlink r:id="rId15">
         <w:r>
           <w:rPr>
             <w:lang w:val="en_US" w:bidi="en_US"/>
@@ -1815,7 +1772,7 @@
         </w:rPr>
         <w:t xml:space="preserve">. The word </w:t>
       </w:r>
-      <w:hyperlink r:id="rId18">
+      <w:hyperlink r:id="rId16">
         <w:r>
           <w:rPr>
             <w:lang w:val="en_US" w:bidi="en_US"/>
@@ -3515,7 +3472,7 @@
         </w:rPr>
         <w:t xml:space="preserve"> as you have used in previous passages. Look in the Master Glossary for more information about </w:t>
       </w:r>
-      <w:hyperlink r:id="rId19">
+      <w:hyperlink r:id="rId17">
         <w:r>
           <w:rPr>
             <w:lang w:val="en_US" w:bidi="en_US"/>
@@ -3560,7 +3517,7 @@
         </w:rPr>
         <w:t xml:space="preserve">. The word </w:t>
       </w:r>
-      <w:hyperlink r:id="rId20">
+      <w:hyperlink r:id="rId18">
         <w:r>
           <w:rPr>
             <w:lang w:val="en_US" w:bidi="en_US"/>
@@ -3673,7 +3630,7 @@
         </w:rPr>
         <w:t xml:space="preserve"> what were the right things to believe. Use the same word for saints as you have used in other passages. The word </w:t>
       </w:r>
-      <w:hyperlink r:id="rId21">
+      <w:hyperlink r:id="rId19">
         <w:r>
           <w:rPr>
             <w:lang w:val="en_US" w:bidi="en_US"/>
@@ -3745,7 +3702,7 @@
         </w:rPr>
         <w:t xml:space="preserve"> people. Use the same word as you have used in other passages. The word </w:t>
       </w:r>
-      <w:hyperlink r:id="rId22">
+      <w:hyperlink r:id="rId20">
         <w:r>
           <w:rPr>
             <w:lang w:val="en_US" w:bidi="en_US"/>
@@ -3817,7 +3774,7 @@
         </w:rPr>
         <w:t xml:space="preserve">. Use the same word as you have used in other passages. The word </w:t>
       </w:r>
-      <w:hyperlink r:id="rId23">
+      <w:hyperlink r:id="rId21">
         <w:r>
           <w:rPr>
             <w:lang w:val="en_US" w:bidi="en_US"/>
@@ -3876,7 +3833,7 @@
         </w:rPr>
         <w:t xml:space="preserve">Stop here and discuss how you will say this in your language. The word </w:t>
       </w:r>
-      <w:hyperlink r:id="rId24">
+      <w:hyperlink r:id="rId22">
         <w:r>
           <w:rPr>
             <w:lang w:val="en_US" w:bidi="en_US"/>
@@ -3987,7 +3944,7 @@
         </w:rPr>
         <w:t xml:space="preserve"> master and lord. The words </w:t>
       </w:r>
-      <w:hyperlink r:id="rId25">
+      <w:hyperlink r:id="rId23">
         <w:r>
           <w:rPr>
             <w:lang w:val="en_US" w:bidi="en_US"/>
@@ -4005,7 +3962,7 @@
         </w:rPr>
         <w:t xml:space="preserve"> and </w:t>
       </w:r>
-      <w:hyperlink r:id="rId26">
+      <w:hyperlink r:id="rId24">
         <w:r>
           <w:rPr>
             <w:lang w:val="en_US" w:bidi="en_US"/>
@@ -4044,7 +4001,7 @@
         </w:rPr>
         <w:t xml:space="preserve"> means the special king and saviour that God has promised to send to save the people. Use the same word for Christ as you have used in other passages. The word </w:t>
       </w:r>
-      <w:hyperlink r:id="rId16">
+      <w:hyperlink r:id="rId14">
         <w:r>
           <w:rPr>
             <w:lang w:val="en_US" w:bidi="en_US"/>
@@ -4103,7 +4060,7 @@
         </w:rPr>
         <w:t xml:space="preserve">Stop here and discuss what word you will use for believe. Use the same word as you have used in other passages. The word </w:t>
       </w:r>
-      <w:hyperlink r:id="rId27">
+      <w:hyperlink r:id="rId25">
         <w:r>
           <w:rPr>
             <w:lang w:val="en_US" w:bidi="en_US"/>
@@ -4156,7 +4113,7 @@
         </w:rPr>
         <w:t xml:space="preserve">Stop here and discuss what word you will use for </w:t>
       </w:r>
-      <w:hyperlink r:id="rId28">
+      <w:hyperlink r:id="rId26">
         <w:r>
           <w:rPr>
             <w:lang w:val="en_US" w:bidi="en_US"/>
@@ -4215,7 +4172,7 @@
         </w:rPr>
         <w:t xml:space="preserve">Stop here and discuss how you want to say that the angels were not satisfied with the authority that God had given the angels. The word </w:t>
       </w:r>
-      <w:hyperlink r:id="rId29">
+      <w:hyperlink r:id="rId27">
         <w:r>
           <w:rPr>
             <w:lang w:val="en_US" w:bidi="en_US"/>
@@ -5965,7 +5922,7 @@
         </w:rPr>
         <w:t xml:space="preserve">. Someone who is ungodly does not care about what God says and does not live according to God's good rules. </w:t>
       </w:r>
-      <w:hyperlink r:id="rId22">
+      <w:hyperlink r:id="rId20">
         <w:r>
           <w:rPr>
             <w:lang w:val="en_US" w:bidi="en_US"/>
@@ -6010,7 +5967,7 @@
         </w:rPr>
         <w:t xml:space="preserve">. When you see or hear things while you sleep, you have a dream. God can use dreams to communicate to people. But in the case of these ungodly people, their dreams did not come from God. The word </w:t>
       </w:r>
-      <w:hyperlink r:id="rId30">
+      <w:hyperlink r:id="rId28">
         <w:r>
           <w:rPr>
             <w:lang w:val="en_US" w:bidi="en_US"/>
@@ -6095,7 +6052,7 @@
         </w:rPr>
         <w:t xml:space="preserve">Stop here and discuss how you will describe this in your translation. It may help to listen to the explanation for the word </w:t>
       </w:r>
-      <w:hyperlink r:id="rId31">
+      <w:hyperlink r:id="rId29">
         <w:r>
           <w:rPr>
             <w:lang w:val="en_US" w:bidi="en_US"/>
@@ -6140,7 +6097,7 @@
         </w:rPr>
         <w:t xml:space="preserve">. This means the teachers do not accept that God is their boss, and the teachers do not want to listen to God. This could also mean that the teachers do not want to listen to anyone who tells the teachers what to do. Use the same word or phrase for authority that you have used in other passages. The word </w:t>
       </w:r>
-      <w:hyperlink r:id="rId29">
+      <w:hyperlink r:id="rId27">
         <w:r>
           <w:rPr>
             <w:lang w:val="en_US" w:bidi="en_US"/>
@@ -6212,7 +6169,7 @@
         </w:rPr>
         <w:t xml:space="preserve">, or angels. The word </w:t>
       </w:r>
-      <w:hyperlink r:id="rId28">
+      <w:hyperlink r:id="rId26">
         <w:r>
           <w:rPr>
             <w:lang w:val="en_US" w:bidi="en_US"/>
@@ -6230,7 +6187,7 @@
         </w:rPr>
         <w:t xml:space="preserve"> and the word for </w:t>
       </w:r>
-      <w:hyperlink r:id="rId32">
+      <w:hyperlink r:id="rId30">
         <w:r>
           <w:rPr>
             <w:lang w:val="en_US" w:bidi="en_US"/>
@@ -6289,7 +6246,7 @@
         </w:rPr>
         <w:t xml:space="preserve">Stop here and discuss how you will describe this special angel. The word </w:t>
       </w:r>
-      <w:hyperlink r:id="rId28">
+      <w:hyperlink r:id="rId26">
         <w:r>
           <w:rPr>
             <w:lang w:val="en_US" w:bidi="en_US"/>
@@ -6348,7 +6305,7 @@
         </w:rPr>
         <w:t xml:space="preserve">Stop here and discuss how you will say this in your own language. Use the same word for slander, or blasphemy, as you have used in other books in the Bible. The word </w:t>
       </w:r>
-      <w:hyperlink r:id="rId33">
+      <w:hyperlink r:id="rId31">
         <w:r>
           <w:rPr>
             <w:lang w:val="en_US" w:bidi="en_US"/>
@@ -6393,7 +6350,7 @@
         </w:rPr>
         <w:t xml:space="preserve"> rebuke you!" The Lord refers to God or Jesus. Lord means someone who has the highest authority over other people. Use the same word for Lord as you have used in previous passages. The word </w:t>
       </w:r>
-      <w:hyperlink r:id="rId26">
+      <w:hyperlink r:id="rId24">
         <w:r>
           <w:rPr>
             <w:lang w:val="en_US" w:bidi="en_US"/>
@@ -6438,7 +6395,7 @@
         </w:rPr>
         <w:t xml:space="preserve"> is the leader of all evil spirits. God has created everything that exists, and therefore God also created all the spirits. God created the spirits good, as angels, to do God's work. But some angels rebelled against God, and then they became evil spirits. The most powerful of these evil spirits is called the devil, or </w:t>
       </w:r>
-      <w:hyperlink r:id="rId34">
+      <w:hyperlink r:id="rId32">
         <w:r>
           <w:rPr>
             <w:lang w:val="en_US" w:bidi="en_US"/>
@@ -6483,7 +6440,7 @@
         </w:rPr>
         <w:t xml:space="preserve">. Use the same word as you have used in other books of the Bible. The word </w:t>
       </w:r>
-      <w:hyperlink r:id="rId35">
+      <w:hyperlink r:id="rId33">
         <w:r>
           <w:rPr>
             <w:lang w:val="en_US" w:bidi="en_US"/>
@@ -6943,7 +6900,7 @@
         </w:rPr>
         <w:t xml:space="preserve">Stop if needed and look at a picture or video of </w:t>
       </w:r>
-      <w:hyperlink r:id="rId36">
+      <w:hyperlink r:id="rId34">
         <w:r>
           <w:rPr>
             <w:lang w:val="en_US" w:bidi="en_US"/>
@@ -6989,7 +6946,7 @@
         </w:rPr>
         <w:t xml:space="preserve">Jude then compares these teachers to bad shepherds. Jude says that these teachers are like shepherds who feed only themselves. A </w:t>
       </w:r>
-      <w:hyperlink r:id="rId37">
+      <w:hyperlink r:id="rId35">
         <w:r>
           <w:rPr>
             <w:lang w:val="en_US" w:bidi="en_US"/>
@@ -7077,7 +7034,7 @@
         </w:rPr>
         <w:t xml:space="preserve">Stop here and, if needed, look at a picture of </w:t>
       </w:r>
-      <w:hyperlink r:id="rId38">
+      <w:hyperlink r:id="rId36">
         <w:r>
           <w:rPr>
             <w:lang w:val="en_US" w:bidi="en_US"/>
@@ -8246,7 +8203,7 @@
         </w:rPr>
         <w:t xml:space="preserve">Stop here and discuss how you will say "fellowship meal" in your translation. Listen to the definition of </w:t>
       </w:r>
-      <w:hyperlink r:id="rId39">
+      <w:hyperlink r:id="rId37">
         <w:r>
           <w:rPr>
             <w:lang w:val="en_US" w:bidi="en_US"/>
@@ -8318,7 +8275,7 @@
         </w:rPr>
         <w:t xml:space="preserve">. Use the same word as you have used in other books you have translated. </w:t>
       </w:r>
-      <w:hyperlink r:id="rId40">
+      <w:hyperlink r:id="rId38">
         <w:r>
           <w:rPr>
             <w:lang w:val="en_US" w:bidi="en_US"/>
@@ -8390,7 +8347,7 @@
         </w:rPr>
         <w:t xml:space="preserve">Stop here and discuss how you will describe this in your language. If needed, watch the photo or video of a </w:t>
       </w:r>
-      <w:hyperlink r:id="rId38">
+      <w:hyperlink r:id="rId36">
         <w:r>
           <w:rPr>
             <w:lang w:val="en_US" w:bidi="en_US"/>
@@ -8462,7 +8419,7 @@
         </w:rPr>
         <w:t xml:space="preserve">. The word </w:t>
       </w:r>
-      <w:hyperlink r:id="rId41">
+      <w:hyperlink r:id="rId39">
         <w:r>
           <w:rPr>
             <w:lang w:val="en_US" w:bidi="en_US"/>
@@ -8507,7 +8464,7 @@
         </w:rPr>
         <w:t xml:space="preserve"> is coming." The Lord refers to God or to Jesus. A Lord means someone who has the highest authority over other people. Use the same word for Lord as you have used in previous passages. The word </w:t>
       </w:r>
-      <w:hyperlink r:id="rId26">
+      <w:hyperlink r:id="rId24">
         <w:r>
           <w:rPr>
             <w:lang w:val="en_US" w:bidi="en_US"/>
@@ -8565,7 +8522,7 @@
         </w:rPr>
         <w:t xml:space="preserve">." Thousands upon thousands means a great many. Holy ones probably means </w:t>
       </w:r>
-      <w:hyperlink r:id="rId28">
+      <w:hyperlink r:id="rId26">
         <w:r>
           <w:rPr>
             <w:lang w:val="en_US" w:bidi="en_US"/>
@@ -8583,7 +8540,7 @@
         </w:rPr>
         <w:t xml:space="preserve">. Angels are holy because they belong to God. The word </w:t>
       </w:r>
-      <w:hyperlink r:id="rId42">
+      <w:hyperlink r:id="rId40">
         <w:r>
           <w:rPr>
             <w:lang w:val="en_US" w:bidi="en_US"/>
@@ -8669,7 +8626,7 @@
         </w:rPr>
         <w:t xml:space="preserve">Stop here and discuss what words you will use for these terms. The word </w:t>
       </w:r>
-      <w:hyperlink r:id="rId43">
+      <w:hyperlink r:id="rId41">
         <w:r>
           <w:rPr>
             <w:lang w:val="en_US" w:bidi="en_US"/>
@@ -8714,7 +8671,7 @@
         </w:rPr>
         <w:t xml:space="preserve"> deeds or works. When people willfully disobey God, and when people do things that make God sad and they do not repent or feel ashamed about this, then those people do ungodly acts. Translate ungodly in the same way you have in previous passages. </w:t>
       </w:r>
-      <w:hyperlink r:id="rId22">
+      <w:hyperlink r:id="rId20">
         <w:r>
           <w:rPr>
             <w:lang w:val="en_US" w:bidi="en_US"/>
@@ -8834,7 +8791,7 @@
         </w:rPr>
         <w:t xml:space="preserve">. Use the same word for sin as you have used in other passages. The word </w:t>
       </w:r>
-      <w:hyperlink r:id="rId44">
+      <w:hyperlink r:id="rId42">
         <w:r>
           <w:rPr>
             <w:lang w:val="en_US" w:bidi="en_US"/>
@@ -10565,7 +10522,7 @@
         </w:rPr>
         <w:t xml:space="preserve">. Use the same word as you have used in other books you already translated. The word </w:t>
       </w:r>
-      <w:hyperlink r:id="rId45">
+      <w:hyperlink r:id="rId43">
         <w:r>
           <w:rPr>
             <w:lang w:val="en_US" w:bidi="en_US"/>
@@ -10610,7 +10567,7 @@
         </w:rPr>
         <w:t xml:space="preserve"> Jesus Christ. Lord means someone who has the highest authority over other people. Use the same word for Lord as you have used in previous passages. The word </w:t>
       </w:r>
-      <w:hyperlink r:id="rId26">
+      <w:hyperlink r:id="rId24">
         <w:r>
           <w:rPr>
             <w:lang w:val="en_US" w:bidi="en_US"/>
@@ -10649,7 +10606,7 @@
         </w:rPr>
         <w:t xml:space="preserve"> is the same as Messiah, the special king and Savior that God had promised to send. Use the same word as you have used in other passages. The word </w:t>
       </w:r>
-      <w:hyperlink r:id="rId16">
+      <w:hyperlink r:id="rId14">
         <w:r>
           <w:rPr>
             <w:lang w:val="en_US" w:bidi="en_US"/>
@@ -10694,7 +10651,7 @@
         </w:rPr>
         <w:t xml:space="preserve"> thing they want to do. Something that is ungodly is not according to what God wants. Use the same word as you have used in the previous passages. The word </w:t>
       </w:r>
-      <w:hyperlink r:id="rId22">
+      <w:hyperlink r:id="rId20">
         <w:r>
           <w:rPr>
             <w:lang w:val="en_US" w:bidi="en_US"/>
@@ -10806,7 +10763,7 @@
         </w:rPr>
         <w:t xml:space="preserve">. Do you need to say Holy Spirit both times, or can you first say Spirit and the second time say Holy Spirit? How can you translate this so that people realise these words are the same thing? The word </w:t>
       </w:r>
-      <w:hyperlink r:id="rId46">
+      <w:hyperlink r:id="rId44">
         <w:r>
           <w:rPr>
             <w:lang w:val="en_US" w:bidi="en_US"/>
@@ -10865,7 +10822,7 @@
         </w:rPr>
         <w:t xml:space="preserve">Use the same word for faith as you have used in the previous passages. The word </w:t>
       </w:r>
-      <w:hyperlink r:id="rId20">
+      <w:hyperlink r:id="rId18">
         <w:r>
           <w:rPr>
             <w:lang w:val="en_US" w:bidi="en_US"/>
@@ -10910,7 +10867,7 @@
         </w:rPr>
         <w:t xml:space="preserve">, because God is the one who gives this faith. Use the same word for holy as you have used in previous passages. The word </w:t>
       </w:r>
-      <w:hyperlink r:id="rId42">
+      <w:hyperlink r:id="rId40">
         <w:r>
           <w:rPr>
             <w:lang w:val="en_US" w:bidi="en_US"/>
@@ -10982,7 +10939,7 @@
         </w:rPr>
         <w:t xml:space="preserve">. Use the same word or phrase for praying as you have used in other passages. The word </w:t>
       </w:r>
-      <w:hyperlink r:id="rId47">
+      <w:hyperlink r:id="rId45">
         <w:r>
           <w:rPr>
             <w:lang w:val="en_US" w:bidi="en_US"/>
@@ -11027,7 +10984,7 @@
         </w:rPr>
         <w:t xml:space="preserve">. The word mercy means goodness, kindness, or compassion. Jesus will give mercy to the believers when Jesus will forgive the believers' sins and let the believers live forever with Jesus. The believers should show mercy to other people when they are not sure what to believe. This means that believers should be kind to these people. Use the same word for mercy as you have used in previous passages. The word </w:t>
       </w:r>
-      <w:hyperlink r:id="rId17">
+      <w:hyperlink r:id="rId15">
         <w:r>
           <w:rPr>
             <w:lang w:val="en_US" w:bidi="en_US"/>
@@ -12371,7 +12328,7 @@
         </w:rPr>
         <w:t xml:space="preserve">, or in God's glorious presence. Use the same word for glory as you have used in previous passages. The word </w:t>
       </w:r>
-      <w:hyperlink r:id="rId32">
+      <w:hyperlink r:id="rId30">
         <w:r>
           <w:rPr>
             <w:lang w:val="en_US" w:bidi="en_US"/>
@@ -12443,7 +12400,7 @@
         </w:rPr>
         <w:t xml:space="preserve">, or for "God who saves," in this passage. Use the same word as you have used in other passages. The word </w:t>
       </w:r>
-      <w:hyperlink r:id="rId48">
+      <w:hyperlink r:id="rId46">
         <w:r>
           <w:rPr>
             <w:lang w:val="en_US" w:bidi="en_US"/>
@@ -12482,7 +12439,7 @@
         </w:rPr>
         <w:t xml:space="preserve"> means the special King and Savior that God had promised to send. It is the same word as Messiah. Use the same word as you have used in other passages. The word </w:t>
       </w:r>
-      <w:hyperlink r:id="rId16">
+      <w:hyperlink r:id="rId14">
         <w:r>
           <w:rPr>
             <w:lang w:val="en_US" w:bidi="en_US"/>
@@ -12527,7 +12484,7 @@
         </w:rPr>
         <w:t xml:space="preserve">. A Lord means someone who has the highest authority over other people. Use the same word for Lord as you have used in previous passages. The word </w:t>
       </w:r>
-      <w:hyperlink r:id="rId26">
+      <w:hyperlink r:id="rId24">
         <w:r>
           <w:rPr>
             <w:lang w:val="en_US" w:bidi="en_US"/>
@@ -12572,7 +12529,7 @@
         </w:rPr>
         <w:t xml:space="preserve"> be to God," Jude means that everybody should only praise and honor God. Glory is the fame and admiration that you gain by doing something impressive. When people give glory to God, those people praise God, admire God, and say good things about God. The word </w:t>
       </w:r>
-      <w:hyperlink r:id="rId32">
+      <w:hyperlink r:id="rId30">
         <w:r>
           <w:rPr>
             <w:lang w:val="en_US" w:bidi="en_US"/>
@@ -12671,7 +12628,7 @@
         </w:rPr>
         <w:t xml:space="preserve"> be to God," Jude means that God has the right to rule, and to tell people what to do. The meaning of the word is somewhat similar to the word for power. Jude wants all the people to recognize that God is the one who is the only one who has all authority over all the people. The word </w:t>
       </w:r>
-      <w:hyperlink r:id="rId29">
+      <w:hyperlink r:id="rId27">
         <w:r>
           <w:rPr>
             <w:lang w:val="en_US" w:bidi="en_US"/>
@@ -12770,7 +12727,7 @@
         </w:rPr>
         <w:t xml:space="preserve">. Use the same word as you have used in other books of the Bible. The word </w:t>
       </w:r>
-      <w:hyperlink r:id="rId49">
+      <w:hyperlink r:id="rId47">
         <w:r>
           <w:rPr>
             <w:lang w:val="en_US" w:bidi="en_US"/>
